--- a/CONTRIBUTING/Shino/scenario for exhibit.docx
+++ b/CONTRIBUTING/Shino/scenario for exhibit.docx
@@ -4,24 +4,45 @@
   <w:body>
     <w:p>
       <w:r>
-        <w:t>Imagine walking past a laneway covered in graffiti.</w:t>
+        <w:t>Imagine you’re walking home through a familiar laneway after class. The air smells faintly of paint and asphalt. A small crowd has gathered around a digital screen glowing under the mural-covered wall — it’s looping through a collage of graffiti pieces made by people from the neighbourhood.</w:t>
       </w:r>
     </w:p>
     <w:p>
       <w:r>
-        <w:t>A digital board on the wall glows with new tags — each one left by people passing through.</w:t>
+        <w:t xml:space="preserve">You notice an interactive board beneath it. Someone just finished their drawing — a quick tag bursting with colour — and it flashes to life on the screen above, joining dozens of others. Curious, you tap </w:t>
+      </w:r>
+      <w:r>
+        <w:rPr>
+          <w:i/>
+          <w:iCs/>
+        </w:rPr>
+        <w:t>Start</w:t>
+      </w:r>
+      <w:r>
+        <w:t xml:space="preserve"> on the board. The interface feels like a spray can in your hand: you pick a roller brush, fill in a background, and add a streak of neon blue.</w:t>
       </w:r>
     </w:p>
     <w:p>
       <w:r>
-        <w:t>You tap Start, pick a colour, and start drawing. A stranger nearby scans the QR code and joins in — your lines begin to overlap, merge, evolve.</w:t>
+        <w:t xml:space="preserve">As you paint, another passerby scans the QR code and joins your session from their phone. They add a few strokes beside yours — suddenly you’re co-creating, wordlessly building something shared. When you hit </w:t>
+      </w:r>
+      <w:r>
+        <w:rPr>
+          <w:i/>
+          <w:iCs/>
+        </w:rPr>
+        <w:t>Publish</w:t>
+      </w:r>
+      <w:r>
+        <w:t>, the piece appears instantly on the wall, your initials small in the corner. The crowd reacts, liking and commenting through their phones.</w:t>
       </w:r>
     </w:p>
     <w:p>
       <w:r>
-        <w:t>When you finish, your shared piece fades into the wall’s display, looping beside others from the past week — a living record of everyone who’s stopped, drawn, and connected for a moment.</w:t>
+        <w:t>A few minutes later, your joint piece starts cycling through the wall’s display, mixed with works from yesterday and earlier today — a living, evolving canvas that belongs to everyone who walked by and decided to leave a mark.</w:t>
       </w:r>
     </w:p>
+    <w:p/>
     <w:sectPr>
       <w:pgSz w:w="11906" w:h="16838"/>
       <w:pgMar w:top="1440" w:right="1800" w:bottom="1440" w:left="1800" w:header="708" w:footer="708" w:gutter="0"/>
@@ -685,7 +706,6 @@
   <w:style w:type="character" w:default="1" w:styleId="a0">
     <w:name w:val="Default Paragraph Font"/>
     <w:uiPriority w:val="1"/>
-    <w:semiHidden/>
     <w:unhideWhenUsed/>
   </w:style>
   <w:style w:type="table" w:default="1" w:styleId="a1">
